--- a/docs/Requirements_Specification.docx
+++ b/docs/Requirements_Specification.docx
@@ -33,23 +33,24 @@
         <w:rPr>
           <w:color w:val="auto"/>
         </w:rPr>
-        <w:t>6.1 Purpose, scope, and requirement rules</w:t>
+        <w:t>6</w:t>
+      </w:r>
+      <w:r>
+        <w:rPr>
+          <w:color w:val="auto"/>
+          <w:sz w:val="28"/>
+        </w:rPr>
+        <w:t>.1 Purpose, scope, and requirement rules</w:t>
       </w:r>
     </w:p>
     <w:p>
       <w:r>
-        <w:t>The system will analyze user-selected photographs of public facilities in Astana, identify visible wheelchair-accessibility features, and display reviewed findings with facility locatio</w:t>
-      </w:r>
-      <w:r>
-        <w:t>ns on an interactive map. Intended users are wheelchair users and people preparing a visit, including caregivers. The research team will manage reference data and approve records before publication.</w:t>
+        <w:t>The system will analyze user-selected photographs of public facilities in Astana, identify visible wheelchair-accessibility features, and display reviewed findings with facility locations on an interactive map. Intended users are wheelchair users and people preparing a visit, including caregivers. The research team will manage reference data and approve records before publication.</w:t>
       </w:r>
     </w:p>
     <w:p>
       <w:r>
-        <w:t>Primary object-detection classes: ramp; stairs; entrance/</w:t>
-      </w:r>
-      <w:r>
-        <w:t xml:space="preserve">doorway; </w:t>
+        <w:t xml:space="preserve">Primary object-detection classes: ramp; stairs; entrance/doorway; </w:t>
       </w:r>
       <w:r>
         <w:t xml:space="preserve">restrooms (toilet); </w:t>
@@ -60,18 +61,12 @@
     </w:p>
     <w:p>
       <w:r>
-        <w:t>Priorities: P1 = mandatory core requirement; P2 = important</w:t>
-      </w:r>
-      <w:r>
-        <w:t xml:space="preserve"> enhancement; P3 = optional extension. A requirement passes only when its acceptance criterion is met and linked evidence is retained. All criteria below are proposed targets, not claims of current implementation.</w:t>
+        <w:t>Priorities: P1 = mandatory core requirement; P2 = important enhancement; P3 = optional extension. A requirement passes only when its acceptance criterion is met and linked evidence is retained. All criteria below are proposed targets, not claims of current implementation.</w:t>
       </w:r>
     </w:p>
     <w:p>
       <w:r>
-        <w:t>Critical limitation: absence of a model de</w:t>
-      </w:r>
-      <w:r>
-        <w:t>tection</w:t>
+        <w:t>Critical limitation: absence of a model detection</w:t>
       </w:r>
       <w:r>
         <w:t xml:space="preserve"> in real </w:t>
@@ -86,13 +81,16 @@
     <w:p>
       <w:pPr>
         <w:pStyle w:val="1"/>
+        <w:spacing w:before="320"/>
         <w:rPr>
           <w:color w:val="auto"/>
+          <w:sz w:val="28"/>
         </w:rPr>
       </w:pPr>
       <w:r>
         <w:rPr>
           <w:color w:val="auto"/>
+          <w:sz w:val="28"/>
         </w:rPr>
         <w:t>6.2 Actors and core data</w:t>
       </w:r>
@@ -238,14 +236,7 @@
                 <w:color w:val="auto"/>
                 <w:sz w:val="15"/>
               </w:rPr>
-              <w:t xml:space="preserve">Register facilities, maintain annotations, run and </w:t>
-            </w:r>
-            <w:r>
-              <w:rPr>
-                <w:color w:val="auto"/>
-                <w:sz w:val="15"/>
-              </w:rPr>
-              <w:t>evaluate models, review or withhold submissions, correct records and approve public display.</w:t>
+              <w:t>Register facilities, maintain annotations, run and evaluate models, review or withhold submissions, correct records and approve public display.</w:t>
             </w:r>
           </w:p>
         </w:tc>
@@ -417,14 +408,7 @@
                 <w:color w:val="auto"/>
                 <w:sz w:val="15"/>
               </w:rPr>
-              <w:t>r</w:t>
-            </w:r>
-            <w:r>
-              <w:rPr>
-                <w:color w:val="auto"/>
-                <w:sz w:val="15"/>
-              </w:rPr>
-              <w:t>ecord_status</w:t>
+              <w:t>record_status</w:t>
             </w:r>
             <w:proofErr w:type="spellEnd"/>
             <w:r>
@@ -440,14 +424,7 @@
                 <w:color w:val="auto"/>
                 <w:sz w:val="15"/>
               </w:rPr>
-              <w:t>l</w:t>
-            </w:r>
-            <w:r>
-              <w:rPr>
-                <w:color w:val="auto"/>
-                <w:sz w:val="15"/>
-              </w:rPr>
-              <w:t>ast_reviewed_at</w:t>
+              <w:t>last_reviewed_at</w:t>
             </w:r>
             <w:proofErr w:type="spellEnd"/>
             <w:r>
@@ -540,14 +517,7 @@
                 <w:color w:val="auto"/>
                 <w:sz w:val="15"/>
               </w:rPr>
-              <w:t xml:space="preserve"> if known; stored image reference; image quality; reviewer/permission status;</w:t>
-            </w:r>
-            <w:r>
-              <w:rPr>
-                <w:color w:val="auto"/>
-                <w:sz w:val="15"/>
-              </w:rPr>
-              <w:t xml:space="preserve"> upload/processing timestamp.</w:t>
+              <w:t xml:space="preserve"> if known; stored image reference; image quality; reviewer/permission status; upload/processing timestamp.</w:t>
             </w:r>
           </w:p>
         </w:tc>
@@ -732,11 +702,6 @@
       </w:pPr>
     </w:p>
     <w:p>
-      <w:pPr>
-        <w:rPr>
-          <w:lang w:val="ru-RU"/>
-        </w:rPr>
-      </w:pPr>
       <w:r>
         <w:br w:type="page"/>
       </w:r>
@@ -746,11 +711,13 @@
         <w:pStyle w:val="1"/>
         <w:rPr>
           <w:color w:val="auto"/>
+          <w:sz w:val="28"/>
         </w:rPr>
       </w:pPr>
       <w:r>
         <w:rPr>
           <w:color w:val="auto"/>
+          <w:sz w:val="28"/>
         </w:rPr>
         <w:lastRenderedPageBreak/>
         <w:t>6.3 Functional requirements and acceptance criteria</w:t>
@@ -895,21 +862,7 @@
                 <w:color w:val="auto"/>
                 <w:sz w:val="15"/>
               </w:rPr>
-              <w:t xml:space="preserve">A reviewer can create a </w:t>
-            </w:r>
-            <w:r>
-              <w:rPr>
-                <w:color w:val="auto"/>
-                <w:sz w:val="15"/>
-              </w:rPr>
-              <w:t xml:space="preserve">facility record with unique ID, name/type and valid geographic coordinates. Missing required fields or latitude outside [-90,90] / longitude outside [-180,180] are rejected.  Verification: T-FR01: Create valid and invalid records; inspect API response and </w:t>
-            </w:r>
-            <w:r>
-              <w:rPr>
-                <w:color w:val="auto"/>
-                <w:sz w:val="15"/>
-              </w:rPr>
-              <w:t>database.</w:t>
+              <w:t>A reviewer can create a facility record with unique ID, name/type and valid geographic coordinates. Missing required fields or latitude outside [-90,90] / longitude outside [-180,180] are rejected.  Verification: T-FR01: Create valid and invalid records; inspect API response and database.</w:t>
             </w:r>
           </w:p>
         </w:tc>
@@ -974,14 +927,7 @@
                 <w:color w:val="auto"/>
                 <w:sz w:val="15"/>
               </w:rPr>
-              <w:t xml:space="preserve">The project maintains a documented dataset of selected Astana public facilities; the documented collection target is at least 100 distinct photographed access points, with multiple images where useful. Every </w:t>
-            </w:r>
-            <w:r>
-              <w:rPr>
-                <w:color w:val="auto"/>
-                <w:sz w:val="15"/>
-              </w:rPr>
-              <w:t>accepted image has unique ID, source and location linkage or an explicit unlinked status.  Verification: T-FR02: Reconcile dataset manifest against files; count unique location IDs and inspect 10 random records.</w:t>
+              <w:t>The project maintains a documented dataset of selected Astana public facilities; the documented collection target is at least 100 distinct photographed access points, with multiple images where useful. Every accepted image has unique ID, source and location linkage or an explicit unlinked status.  Verification: T-FR02: Reconcile dataset manifest against files; count unique location IDs and inspect 10 random records.</w:t>
             </w:r>
           </w:p>
         </w:tc>
@@ -1049,21 +995,7 @@
                 <w:color w:val="auto"/>
                 <w:sz w:val="15"/>
               </w:rPr>
-              <w:t>Each training/v</w:t>
-            </w:r>
-            <w:r>
-              <w:rPr>
-                <w:color w:val="auto"/>
-                <w:sz w:val="15"/>
-              </w:rPr>
-              <w:t>alidation/test image has reference labels using only the five class definitions, with bounding boxes for visible target objects; images without a visible class are explicitly marked negative rather than left unlabeled.  Verification: T-FR03: Validate annot</w:t>
-            </w:r>
-            <w:r>
-              <w:rPr>
-                <w:color w:val="auto"/>
-                <w:sz w:val="15"/>
-              </w:rPr>
-              <w:t>ation format/class IDs; independently inspect a stratified sample from each class.</w:t>
+              <w:t>Each training/validation/test image has reference labels using only the five class definitions, with bounding boxes for visible target objects; images without a visible class are explicitly marked negative rather than left unlabeled.  Verification: T-FR03: Validate annotation format/class IDs; independently inspect a stratified sample from each class.</w:t>
             </w:r>
           </w:p>
         </w:tc>
@@ -1128,14 +1060,7 @@
                 <w:color w:val="auto"/>
                 <w:sz w:val="15"/>
               </w:rPr>
-              <w:t>Training, validation and test locations do not overlap. Proposed split is 70%/15%/15% by location ID; all images from one location rema</w:t>
-            </w:r>
-            <w:r>
-              <w:rPr>
-                <w:color w:val="auto"/>
-                <w:sz w:val="15"/>
-              </w:rPr>
-              <w:t>in in a single group. Split manifest and random seed are saved.  Verification: T-FR04: Automated intersection check among all three location-ID sets returns zero.</w:t>
+              <w:t>Training, validation and test locations do not overlap. Proposed split is 70%/15%/15% by location ID; all images from one location remain in a single group. Split manifest and random seed are saved.  Verification: T-FR04: Automated intersection check among all three location-ID sets returns zero.</w:t>
             </w:r>
           </w:p>
         </w:tc>
@@ -1203,14 +1128,7 @@
                 <w:color w:val="auto"/>
                 <w:sz w:val="15"/>
               </w:rPr>
-              <w:t>A YOLO11-based model is configured to predict five supported cla</w:t>
-            </w:r>
-            <w:r>
-              <w:rPr>
-                <w:color w:val="auto"/>
-                <w:sz w:val="15"/>
-              </w:rPr>
-              <w:t>sses and can process held-out images. Model configuration, selected checkpoint and class mapping are saved.  Verification: T-FR05: Re-run inference on five prepared test images and inspect structured output for all allowed class IDs.</w:t>
+              <w:t>A YOLO11-based model is configured to predict five supported classes and can process held-out images. Model configuration, selected checkpoint and class mapping are saved.  Verification: T-FR05: Re-run inference on five prepared test images and inspect structured output for all allowed class IDs.</w:t>
             </w:r>
           </w:p>
         </w:tc>
@@ -1254,14 +1172,7 @@
                 <w:color w:val="auto"/>
                 <w:sz w:val="15"/>
               </w:rPr>
-              <w:t xml:space="preserve">Upload </w:t>
-            </w:r>
-            <w:r>
-              <w:rPr>
-                <w:color w:val="auto"/>
-                <w:sz w:val="15"/>
-              </w:rPr>
-              <w:t>validation</w:t>
+              <w:t>Upload validation</w:t>
             </w:r>
           </w:p>
         </w:tc>
@@ -1282,14 +1193,7 @@
                 <w:color w:val="auto"/>
                 <w:sz w:val="15"/>
               </w:rPr>
-              <w:t>A visitor can upload JPEG/JPG or PNG files up to 10 MB and at least 640 × 480 pixels. Invalid type, oversized, corrupted and undersized files are rejected with an understandable error.  Verification: T-FR06: Positive sample plus four invalid-fil</w:t>
-            </w:r>
-            <w:r>
-              <w:rPr>
-                <w:color w:val="auto"/>
-                <w:sz w:val="15"/>
-              </w:rPr>
-              <w:t>e tests; confirm clear responses, no server crash.</w:t>
+              <w:t>A visitor can upload JPEG/JPG or PNG files up to 10 MB and at least 640 × 480 pixels. Invalid type, oversized, corrupted and undersized files are rejected with an understandable error.  Verification: T-FR06: Positive sample plus four invalid-file tests; confirm clear responses, no server crash.</w:t>
             </w:r>
           </w:p>
         </w:tc>
@@ -1357,14 +1261,7 @@
                 <w:color w:val="auto"/>
                 <w:sz w:val="15"/>
               </w:rPr>
-              <w:t>For accepted images, the system returns every retained detection with class label, bounding-box coordinates and confidence in [0,1], tied to a model version. Only the fi</w:t>
-            </w:r>
-            <w:r>
-              <w:rPr>
-                <w:color w:val="auto"/>
-                <w:sz w:val="15"/>
-              </w:rPr>
-              <w:t>ve project classes appear.  Verification: T-FR07: Check API JSON schema and visualize boxes on known test images.</w:t>
+              <w:t>For accepted images, the system returns every retained detection with class label, bounding-box coordinates and confidence in [0,1], tied to a model version. Only the five project classes appear.  Verification: T-FR07: Check API JSON schema and visualize boxes on known test images.</w:t>
             </w:r>
           </w:p>
         </w:tc>
@@ -1429,14 +1326,7 @@
                 <w:color w:val="auto"/>
                 <w:sz w:val="15"/>
               </w:rPr>
-              <w:t xml:space="preserve">The interface shows the uploaded image, highlighted detections, feature counts and a clear message when no </w:t>
-            </w:r>
-            <w:r>
-              <w:rPr>
-                <w:color w:val="auto"/>
-                <w:sz w:val="15"/>
-              </w:rPr>
-              <w:t>supported feature is detected. “Not detected” is not presented as “absent.”  Verification: T-FR08: UI walkthrough of positive and no-detection images; compare counts with API output.</w:t>
+              <w:t>The interface shows the uploaded image, highlighted detections, feature counts and a clear message when no supported feature is detected. “Not detected” is not presented as “absent.”  Verification: T-FR08: UI walkthrough of positive and no-detection images; compare counts with API output.</w:t>
             </w:r>
           </w:p>
         </w:tc>
@@ -1504,14 +1394,7 @@
                 <w:color w:val="auto"/>
                 <w:sz w:val="15"/>
               </w:rPr>
-              <w:t>An authorized reviewer can link an analyzed</w:t>
-            </w:r>
-            <w:r>
-              <w:rPr>
-                <w:color w:val="auto"/>
-                <w:sz w:val="15"/>
-              </w:rPr>
-              <w:t xml:space="preserve"> image to exactly one existing facility ID; related detections are saved under that facility. Unlinked uploads do not create map markers automatically.  Verification: T-FR09: Submit linked/unlinked images; inspect relational keys and publication behavior.</w:t>
+              <w:t>An authorized reviewer can link an analyzed image to exactly one existing facility ID; related detections are saved under that facility. Unlinked uploads do not create map markers automatically.  Verification: T-FR09: Submit linked/unlinked images; inspect relational keys and publication behavior.</w:t>
             </w:r>
           </w:p>
         </w:tc>
@@ -1576,14 +1459,7 @@
                 <w:color w:val="auto"/>
                 <w:sz w:val="15"/>
               </w:rPr>
-              <w:t>The user can pan and zoom the Astana map, view markers for approved facility records, and open each marker’s detail page. The detail displays location, latest reviewed photo, detected features and review date.  Verificat</w:t>
-            </w:r>
-            <w:r>
-              <w:rPr>
-                <w:color w:val="auto"/>
-                <w:sz w:val="15"/>
-              </w:rPr>
-              <w:t>ion: T-FR10: UI test with at least five known seeded facilities and coordinate checks.</w:t>
+              <w:t>The user can pan and zoom the Astana map, view markers for approved facility records, and open each marker’s detail page. The detail displays location, latest reviewed photo, detected features and review date.  Verification: T-FR10: UI test with at least five known seeded facilities and coordinate checks.</w:t>
             </w:r>
           </w:p>
         </w:tc>
@@ -1667,14 +1543,7 @@
                 <w:color w:val="auto"/>
                 <w:sz w:val="15"/>
               </w:rPr>
-              <w:t xml:space="preserve"> user uploads stay non-public. Each displayed result identi</w:t>
-            </w:r>
-            <w:r>
-              <w:rPr>
-                <w:color w:val="auto"/>
-                <w:sz w:val="15"/>
-              </w:rPr>
-              <w:t>fies whether it is model-detected or human-verified.  Verification: T-FR11: Submit draft and approved findings; check visibility and evidence labels as a visitor.</w:t>
+              <w:t xml:space="preserve"> user uploads stay non-public. Each displayed result identifies whether it is model-detected or human-verified.  Verification: T-FR11: Submit draft and approved findings; check visibility and evidence labels as a visitor.</w:t>
             </w:r>
           </w:p>
         </w:tc>
@@ -1755,14 +1624,7 @@
                 <w:color w:val="auto"/>
                 <w:sz w:val="15"/>
               </w:rPr>
-              <w:t xml:space="preserve"> backend and docu</w:t>
-            </w:r>
-            <w:r>
-              <w:rPr>
-                <w:color w:val="auto"/>
-                <w:sz w:val="15"/>
-              </w:rPr>
-              <w:t>mented JSON contracts. Initial routes: POST /</w:t>
+              <w:t xml:space="preserve"> backend and documented JSON contracts. Initial routes: POST /</w:t>
             </w:r>
             <w:proofErr w:type="spellStart"/>
             <w:r>
@@ -1842,14 +1704,7 @@
                 <w:color w:val="auto"/>
                 <w:sz w:val="15"/>
               </w:rPr>
-              <w:t xml:space="preserve"> schema review plus integration requests for success, validation error and m</w:t>
-            </w:r>
-            <w:r>
-              <w:rPr>
-                <w:color w:val="auto"/>
-                <w:sz w:val="15"/>
-              </w:rPr>
-              <w:t>issing ID.</w:t>
+              <w:t xml:space="preserve"> schema review plus integration requests for success, validation error and missing ID.</w:t>
             </w:r>
           </w:p>
         </w:tc>
@@ -1933,14 +1788,7 @@
                 <w:color w:val="auto"/>
                 <w:sz w:val="15"/>
               </w:rPr>
-              <w:t xml:space="preserve"> &gt;= 0.50, with one-to-on</w:t>
-            </w:r>
-            <w:r>
-              <w:rPr>
-                <w:color w:val="auto"/>
-                <w:sz w:val="15"/>
-              </w:rPr>
-              <w:t xml:space="preserve">e matching. The decision confidence threshold is selected on validation data and frozen before the test.  Verification: T-FR13: Inspect evaluation script, test annotations and saved per-class results; independently </w:t>
+              <w:t xml:space="preserve"> &gt;= 0.50, with one-to-one matching. The decision confidence threshold is selected on validation data and frozen before the test.  Verification: T-FR13: Inspect evaluation script, test annotations and saved per-class results; independently </w:t>
             </w:r>
             <w:proofErr w:type="spellStart"/>
             <w:r>
@@ -2000,14 +1848,7 @@
                 <w:color w:val="auto"/>
                 <w:sz w:val="15"/>
               </w:rPr>
-              <w:t xml:space="preserve">Error </w:t>
-            </w:r>
-            <w:r>
-              <w:rPr>
-                <w:color w:val="auto"/>
-                <w:sz w:val="15"/>
-              </w:rPr>
-              <w:t>analysis</w:t>
+              <w:t>Error analysis</w:t>
             </w:r>
           </w:p>
         </w:tc>
@@ -2028,14 +1869,7 @@
                 <w:color w:val="auto"/>
                 <w:sz w:val="15"/>
               </w:rPr>
-              <w:t>The research report identifies false positives, false negatives and weakly performing classes and shows representative annotated examples, without claiming unmeasured success.  Verification: T-FR14: Audit evaluation tables and at least two documen</w:t>
-            </w:r>
-            <w:r>
-              <w:rPr>
-                <w:color w:val="auto"/>
-                <w:sz w:val="15"/>
-              </w:rPr>
-              <w:t>ted failure examples per available error type.</w:t>
+              <w:t>The research report identifies false positives, false negatives and weakly performing classes and shows representative annotated examples, without claiming unmeasured success.  Verification: T-FR14: Audit evaluation tables and at least two documented failure examples per available error type.</w:t>
             </w:r>
           </w:p>
         </w:tc>
@@ -2103,14 +1937,7 @@
                 <w:color w:val="auto"/>
                 <w:sz w:val="15"/>
               </w:rPr>
-              <w:t>Every facility page states that detection does not verify entrance width, ramp slope or full route accessibility. The interface distinguishes “not photographed”, “not detected</w:t>
-            </w:r>
-            <w:r>
-              <w:rPr>
-                <w:color w:val="auto"/>
-                <w:sz w:val="15"/>
-              </w:rPr>
-              <w:t>” and “reviewed observation” wherever relevant.  Verification: T-FR15: Check the facility detail and no-detection screens against required wording.</w:t>
+              <w:t>Every facility page states that detection does not verify entrance width, ramp slope or full route accessibility. The interface distinguishes “not photographed”, “not detected” and “reviewed observation” wherever relevant.  Verification: T-FR15: Check the facility detail and no-detection screens against required wording.</w:t>
             </w:r>
           </w:p>
         </w:tc>
@@ -2175,14 +2002,7 @@
                 <w:color w:val="auto"/>
                 <w:sz w:val="15"/>
               </w:rPr>
-              <w:t>Web, Android and iOS builds use a consistent flow: view map -&gt; open faci</w:t>
-            </w:r>
-            <w:r>
-              <w:rPr>
-                <w:color w:val="auto"/>
-                <w:sz w:val="15"/>
-              </w:rPr>
-              <w:t>lity -&gt; view features -&gt; upload image -&gt; view analysis. A platform can be demonstrated using a device or emulator.  Verification: T-FR16: Identical acceptance script on web browser, Android emulator/device and iOS simulator/device; note test environment.</w:t>
+              <w:t>Web, Android and iOS builds use a consistent flow: view map -&gt; open facility -&gt; view features -&gt; upload image -&gt; view analysis. A platform can be demonstrated using a device or emulator.  Verification: T-FR16: Identical acceptance script on web browser, Android emulator/device and iOS simulator/device; note test environment.</w:t>
             </w:r>
           </w:p>
         </w:tc>
@@ -2250,14 +2070,7 @@
                 <w:color w:val="auto"/>
                 <w:sz w:val="15"/>
               </w:rPr>
-              <w:t>Users can search by facility name and filter by facility type or reviewed feature. Filtering changes only displayed records and clearly handles empty results.  Verification: T-FR17: Query known seeded records and valid</w:t>
-            </w:r>
-            <w:r>
-              <w:rPr>
-                <w:color w:val="auto"/>
-                <w:sz w:val="15"/>
-              </w:rPr>
-              <w:t>ate exact match and zero-match cases.</w:t>
+              <w:t>Users can search by facility name and filter by facility type or reviewed feature. Filtering changes only displayed records and clearly handles empty results.  Verification: T-FR17: Query known seeded records and validate exact match and zero-match cases.</w:t>
             </w:r>
           </w:p>
         </w:tc>
@@ -2322,14 +2135,7 @@
                 <w:color w:val="auto"/>
                 <w:sz w:val="15"/>
               </w:rPr>
-              <w:t xml:space="preserve">Authorized reviewers can correct a facility-to-photo link or detection record, preserving original automated output and reviewer edit history.  Verification: T-FR18: Edit one </w:t>
-            </w:r>
-            <w:r>
-              <w:rPr>
-                <w:color w:val="auto"/>
-                <w:sz w:val="15"/>
-              </w:rPr>
-              <w:t>seeded result; verify current value and preserved audit record.</w:t>
+              <w:t>Authorized reviewers can correct a facility-to-photo link or detection record, preserving original automated output and reviewer edit history.  Verification: T-FR18: Edit one seeded result; verify current value and preserved audit record.</w:t>
             </w:r>
           </w:p>
         </w:tc>
@@ -2397,14 +2203,275 @@
                 <w:color w:val="auto"/>
                 <w:sz w:val="15"/>
               </w:rPr>
-              <w:t>A visitor can flag an outdated or misleading finding for researcher review without changing public content directly.  Verification: T-FR19: Submit feedback; conf</w:t>
-            </w:r>
-            <w:r>
-              <w:rPr>
-                <w:color w:val="auto"/>
-                <w:sz w:val="15"/>
-              </w:rPr>
-              <w:t>irm record appears in review queue and facility remains unchanged.</w:t>
+              <w:t>A visitor can flag an outdated or misleading finding for researcher review without changing public content directly.  Verification: T-FR19: Submit feedback; confirm record appears in review queue and facility remains unchanged.</w:t>
+            </w:r>
+          </w:p>
+        </w:tc>
+      </w:tr>
+      <w:tr>
+        <w:tc>
+          <w:tcPr>
+            <w:cnfStyle w:val="001000000000" w:firstRow="0" w:lastRow="0" w:firstColumn="1" w:lastColumn="0" w:oddVBand="0" w:evenVBand="0" w:oddHBand="0" w:evenHBand="0" w:firstRowFirstColumn="0" w:firstRowLastColumn="0" w:lastRowFirstColumn="0" w:lastRowLastColumn="0"/>
+            <w:tcW w:w="1584" w:type="dxa"/>
+          </w:tcPr>
+          <w:p>
+            <w:pPr>
+              <w:spacing w:after="20"/>
+              <w:rPr>
+                <w:color w:val="auto"/>
+                <w:sz w:val="15"/>
+                <w:szCs w:val="15"/>
+              </w:rPr>
+            </w:pPr>
+            <w:r>
+              <w:rPr>
+                <w:color w:val="auto"/>
+                <w:sz w:val="15"/>
+                <w:szCs w:val="15"/>
+              </w:rPr>
+              <w:t>FR-20 · P1</w:t>
+            </w:r>
+          </w:p>
+        </w:tc>
+        <w:tc>
+          <w:tcPr>
+            <w:tcW w:w="1944" w:type="dxa"/>
+          </w:tcPr>
+          <w:p>
+            <w:pPr>
+              <w:spacing w:after="20"/>
+              <w:cnfStyle w:val="000000000000" w:firstRow="0" w:lastRow="0" w:firstColumn="0" w:lastColumn="0" w:oddVBand="0" w:evenVBand="0" w:oddHBand="0" w:evenHBand="0" w:firstRowFirstColumn="0" w:firstRowLastColumn="0" w:lastRowFirstColumn="0" w:lastRowLastColumn="0"/>
+              <w:rPr>
+                <w:color w:val="auto"/>
+                <w:sz w:val="15"/>
+                <w:szCs w:val="15"/>
+              </w:rPr>
+            </w:pPr>
+            <w:r>
+              <w:rPr>
+                <w:color w:val="auto"/>
+                <w:sz w:val="15"/>
+                <w:szCs w:val="15"/>
+              </w:rPr>
+              <w:t>Record five-category field measurements</w:t>
+            </w:r>
+          </w:p>
+        </w:tc>
+        <w:tc>
+          <w:tcPr>
+            <w:tcW w:w="6696" w:type="dxa"/>
+          </w:tcPr>
+          <w:p>
+            <w:pPr>
+              <w:spacing w:after="20"/>
+              <w:cnfStyle w:val="000000000000" w:firstRow="0" w:lastRow="0" w:firstColumn="0" w:lastColumn="0" w:oddVBand="0" w:evenVBand="0" w:oddHBand="0" w:evenHBand="0" w:firstRowFirstColumn="0" w:firstRowLastColumn="0" w:lastRowFirstColumn="0" w:lastRowLastColumn="0"/>
+              <w:rPr>
+                <w:color w:val="auto"/>
+                <w:sz w:val="15"/>
+                <w:szCs w:val="15"/>
+              </w:rPr>
+            </w:pPr>
+            <w:r>
+              <w:rPr>
+                <w:color w:val="auto"/>
+                <w:sz w:val="15"/>
+                <w:szCs w:val="15"/>
+              </w:rPr>
+              <w:t>An inspector can attach one or more</w:t>
+            </w:r>
+            <w:r>
+              <w:rPr>
+                <w:color w:val="auto"/>
+                <w:sz w:val="15"/>
+                <w:szCs w:val="15"/>
+              </w:rPr>
+              <w:t xml:space="preserve"> measured values to a valid </w:t>
+            </w:r>
+            <w:proofErr w:type="spellStart"/>
+            <w:r>
+              <w:rPr>
+                <w:color w:val="auto"/>
+                <w:sz w:val="15"/>
+                <w:szCs w:val="15"/>
+              </w:rPr>
+              <w:t>facility_id</w:t>
+            </w:r>
+            <w:proofErr w:type="spellEnd"/>
+            <w:r>
+              <w:rPr>
+                <w:color w:val="auto"/>
+                <w:sz w:val="15"/>
+                <w:szCs w:val="15"/>
+              </w:rPr>
+              <w:t xml:space="preserve"> in each of the five categories: entrance, ramp, door, indoor route and toilet. Store a unit for numeric measurements when relevant,</w:t>
+            </w:r>
+            <w:r>
+              <w:rPr>
+                <w:color w:val="auto"/>
+                <w:sz w:val="15"/>
+                <w:szCs w:val="15"/>
+              </w:rPr>
+              <w:t xml:space="preserve"> a source/reference and capture</w:t>
+            </w:r>
+            <w:r>
+              <w:rPr>
+                <w:color w:val="auto"/>
+                <w:sz w:val="15"/>
+                <w:szCs w:val="15"/>
+              </w:rPr>
+              <w:t xml:space="preserve"> date when known. T-FR20: Create records in all five categories for one test facility; confirm database persistence, category validation, valid units when supplied and rejection of an unknown </w:t>
+            </w:r>
+            <w:proofErr w:type="spellStart"/>
+            <w:r>
+              <w:rPr>
+                <w:color w:val="auto"/>
+                <w:sz w:val="15"/>
+                <w:szCs w:val="15"/>
+              </w:rPr>
+              <w:t>facility_id</w:t>
+            </w:r>
+            <w:proofErr w:type="spellEnd"/>
+            <w:r>
+              <w:rPr>
+                <w:color w:val="auto"/>
+                <w:sz w:val="15"/>
+                <w:szCs w:val="15"/>
+              </w:rPr>
+              <w:t>.</w:t>
+            </w:r>
+          </w:p>
+        </w:tc>
+      </w:tr>
+      <w:tr>
+        <w:trPr>
+          <w:cnfStyle w:val="000000100000" w:firstRow="0" w:lastRow="0" w:firstColumn="0" w:lastColumn="0" w:oddVBand="0" w:evenVBand="0" w:oddHBand="1" w:evenHBand="0" w:firstRowFirstColumn="0" w:firstRowLastColumn="0" w:lastRowFirstColumn="0" w:lastRowLastColumn="0"/>
+        </w:trPr>
+        <w:tc>
+          <w:tcPr>
+            <w:cnfStyle w:val="001000000000" w:firstRow="0" w:lastRow="0" w:firstColumn="1" w:lastColumn="0" w:oddVBand="0" w:evenVBand="0" w:oddHBand="0" w:evenHBand="0" w:firstRowFirstColumn="0" w:firstRowLastColumn="0" w:lastRowFirstColumn="0" w:lastRowLastColumn="0"/>
+            <w:tcW w:w="1584" w:type="dxa"/>
+          </w:tcPr>
+          <w:p>
+            <w:pPr>
+              <w:spacing w:after="20"/>
+              <w:rPr>
+                <w:color w:val="auto"/>
+                <w:sz w:val="15"/>
+                <w:szCs w:val="15"/>
+              </w:rPr>
+            </w:pPr>
+            <w:r>
+              <w:rPr>
+                <w:color w:val="auto"/>
+                <w:sz w:val="15"/>
+                <w:szCs w:val="15"/>
+              </w:rPr>
+              <w:t>FR-21 · P1</w:t>
+            </w:r>
+          </w:p>
+        </w:tc>
+        <w:tc>
+          <w:tcPr>
+            <w:tcW w:w="1944" w:type="dxa"/>
+          </w:tcPr>
+          <w:p>
+            <w:pPr>
+              <w:spacing w:after="20"/>
+              <w:cnfStyle w:val="000000100000" w:firstRow="0" w:lastRow="0" w:firstColumn="0" w:lastColumn="0" w:oddVBand="0" w:evenVBand="0" w:oddHBand="1" w:evenHBand="0" w:firstRowFirstColumn="0" w:firstRowLastColumn="0" w:lastRowFirstColumn="0" w:lastRowLastColumn="0"/>
+              <w:rPr>
+                <w:color w:val="auto"/>
+                <w:sz w:val="15"/>
+                <w:szCs w:val="15"/>
+              </w:rPr>
+            </w:pPr>
+            <w:r>
+              <w:rPr>
+                <w:color w:val="auto"/>
+                <w:sz w:val="15"/>
+                <w:szCs w:val="15"/>
+              </w:rPr>
+              <w:t>Review and display measurements</w:t>
+            </w:r>
+          </w:p>
+        </w:tc>
+        <w:tc>
+          <w:tcPr>
+            <w:tcW w:w="6696" w:type="dxa"/>
+          </w:tcPr>
+          <w:p>
+            <w:pPr>
+              <w:spacing w:after="20"/>
+              <w:cnfStyle w:val="000000100000" w:firstRow="0" w:lastRow="0" w:firstColumn="0" w:lastColumn="0" w:oddVBand="0" w:evenVBand="0" w:oddHBand="1" w:evenHBand="0" w:firstRowFirstColumn="0" w:firstRowLastColumn="0" w:lastRowFirstColumn="0" w:lastRowLastColumn="0"/>
+              <w:rPr>
+                <w:color w:val="auto"/>
+                <w:sz w:val="15"/>
+                <w:szCs w:val="15"/>
+              </w:rPr>
+            </w:pPr>
+            <w:r>
+              <w:rPr>
+                <w:color w:val="auto"/>
+                <w:sz w:val="15"/>
+                <w:szCs w:val="15"/>
+              </w:rPr>
+              <w:t xml:space="preserve">Only approved field measurement records are shown in facility details </w:t>
+            </w:r>
+            <w:r>
+              <w:rPr>
+                <w:color w:val="auto"/>
+                <w:sz w:val="15"/>
+                <w:szCs w:val="15"/>
+              </w:rPr>
+              <w:t>with</w:t>
+            </w:r>
+            <w:r>
+              <w:rPr>
+                <w:color w:val="auto"/>
+                <w:sz w:val="15"/>
+                <w:szCs w:val="15"/>
+              </w:rPr>
+              <w:t xml:space="preserve"> separately identified image-based detections. D</w:t>
+            </w:r>
+            <w:r>
+              <w:rPr>
+                <w:color w:val="auto"/>
+                <w:sz w:val="15"/>
+                <w:szCs w:val="15"/>
+              </w:rPr>
+              <w:t xml:space="preserve">isplay category, recorded value, </w:t>
+            </w:r>
+            <w:r>
+              <w:rPr>
+                <w:color w:val="auto"/>
+                <w:sz w:val="15"/>
+                <w:szCs w:val="15"/>
+              </w:rPr>
+              <w:t>source and date when available.</w:t>
+            </w:r>
+            <w:r>
+              <w:rPr>
+                <w:color w:val="auto"/>
+                <w:sz w:val="15"/>
+                <w:szCs w:val="15"/>
+              </w:rPr>
+              <w:t xml:space="preserve"> </w:t>
+            </w:r>
+            <w:r>
+              <w:rPr>
+                <w:color w:val="auto"/>
+                <w:sz w:val="15"/>
+                <w:szCs w:val="15"/>
+              </w:rPr>
+              <w:t xml:space="preserve">T-FR21: Seed five approved records and two pending records; public map detail must show all five approved entries and zero </w:t>
+            </w:r>
+            <w:r>
+              <w:rPr>
+                <w:color w:val="auto"/>
+                <w:sz w:val="15"/>
+                <w:szCs w:val="15"/>
+              </w:rPr>
+              <w:lastRenderedPageBreak/>
+              <w:t xml:space="preserve">pending entries. </w:t>
             </w:r>
           </w:p>
         </w:tc>
@@ -2418,13 +2485,16 @@
     <w:p>
       <w:pPr>
         <w:pStyle w:val="1"/>
+        <w:spacing w:before="360" w:after="120"/>
         <w:rPr>
           <w:color w:val="auto"/>
+          <w:sz w:val="28"/>
         </w:rPr>
       </w:pPr>
       <w:r>
         <w:rPr>
           <w:color w:val="auto"/>
+          <w:sz w:val="28"/>
         </w:rPr>
         <w:t>6.4 Non-functional requirements and acceptance criteria</w:t>
       </w:r>
@@ -2522,7 +2592,6 @@
               <w:rPr>
                 <w:sz w:val="15"/>
               </w:rPr>
-              <w:lastRenderedPageBreak/>
               <w:t>NFR-01  P1</w:t>
             </w:r>
           </w:p>
@@ -2557,13 +2626,7 @@
               <w:rPr>
                 <w:sz w:val="15"/>
               </w:rPr>
-              <w:t xml:space="preserve">Web supports keyboard </w:t>
-            </w:r>
-            <w:r>
-              <w:rPr>
-                <w:sz w:val="15"/>
-              </w:rPr>
-              <w:t xml:space="preserve">navigation and visible focus on all critical controls; normal text contrast &gt;= 4.5:1; interactive targets &gt;= 44 × 44 CSS </w:t>
+              <w:t xml:space="preserve">Web supports keyboard navigation and visible focus on all critical controls; normal text contrast &gt;= 4.5:1; interactive targets &gt;= 44 × 44 CSS </w:t>
             </w:r>
             <w:proofErr w:type="spellStart"/>
             <w:r>
@@ -2599,13 +2662,7 @@
               <w:rPr>
                 <w:sz w:val="15"/>
               </w:rPr>
-              <w:t xml:space="preserve">NFR-02  </w:t>
-            </w:r>
-            <w:r>
-              <w:rPr>
-                <w:sz w:val="15"/>
-              </w:rPr>
-              <w:t>P1</w:t>
+              <w:t>NFR-02  P1</w:t>
             </w:r>
           </w:p>
         </w:tc>
@@ -2639,13 +2696,7 @@
               <w:rPr>
                 <w:sz w:val="15"/>
               </w:rPr>
-              <w:t>For a valid image &lt;= 5 MB on the documented demo machine/network, at least 95 of 100 sequential analysis requests complete within 10 seconds, excluding first model warm-up.  Verification: T-NFR02: Store response-time log, percenti</w:t>
-            </w:r>
-            <w:r>
-              <w:rPr>
-                <w:sz w:val="15"/>
-              </w:rPr>
-              <w:t>les and host hardware specifications.</w:t>
+              <w:t>For a valid image &lt;= 5 MB on the documented demo machine/network, at least 95 of 100 sequential analysis requests complete within 10 seconds, excluding first model warm-up.  Verification: T-NFR02: Store response-time log, percentiles and host hardware specifications.</w:t>
             </w:r>
           </w:p>
         </w:tc>
@@ -2701,13 +2752,7 @@
               <w:rPr>
                 <w:sz w:val="15"/>
               </w:rPr>
-              <w:t xml:space="preserve">With at least 100 seeded facility records, 95% of 100 map/list API requests return within 3 seconds under a defined development network.  Verification: T-NFR03: Timed test run with seeded </w:t>
-            </w:r>
-            <w:r>
-              <w:rPr>
-                <w:sz w:val="15"/>
-              </w:rPr>
-              <w:t>database and stored logs.</w:t>
+              <w:t>With at least 100 seeded facility records, 95% of 100 map/list API requests return within 3 seconds under a defined development network.  Verification: T-NFR03: Timed test run with seeded database and stored logs.</w:t>
             </w:r>
           </w:p>
         </w:tc>
@@ -2774,13 +2819,7 @@
               <w:rPr>
                 <w:sz w:val="15"/>
               </w:rPr>
-              <w:t>.  Verification: T-NFR04: Negative</w:t>
-            </w:r>
-            <w:r>
-              <w:rPr>
-                <w:sz w:val="15"/>
-              </w:rPr>
-              <w:t xml:space="preserve"> HTTP tests and repository secret scan.</w:t>
+              <w:t>.  Verification: T-NFR04: Negative HTTP tests and repository secret scan.</w:t>
             </w:r>
           </w:p>
         </w:tc>
@@ -2836,13 +2875,7 @@
               <w:rPr>
                 <w:sz w:val="15"/>
               </w:rPr>
-              <w:t>Photographs with identifiable people or private details are not published without authorization/redaction; review status and permissible source are stored. Uploads are not</w:t>
-            </w:r>
-            <w:r>
-              <w:rPr>
-                <w:sz w:val="15"/>
-              </w:rPr>
-              <w:t xml:space="preserve"> public by default.  Verification: T-NFR05: Inspect upload/publication flow, a negative privacy test and a sample data manifest.</w:t>
+              <w:t>Photographs with identifiable people or private details are not published without authorization/redaction; review status and permissible source are stored. Uploads are not public by default.  Verification: T-NFR05: Inspect upload/publication flow, a negative privacy test and a sample data manifest.</w:t>
             </w:r>
           </w:p>
         </w:tc>
@@ -2895,13 +2928,7 @@
               <w:rPr>
                 <w:sz w:val="15"/>
               </w:rPr>
-              <w:t>Every published facility has valid coordinates and non-null ID; every published image/detect</w:t>
-            </w:r>
-            <w:r>
-              <w:rPr>
-                <w:sz w:val="15"/>
-              </w:rPr>
-              <w:t>ion references an existing facility/image. Deleting related source data cannot leave visible orphan results.  Verification: T-NFR06: Database constraints and orphan-reference query both pass.</w:t>
+              <w:t>Every published facility has valid coordinates and non-null ID; every published image/detection references an existing facility/image. Deleting related source data cannot leave visible orphan results.  Verification: T-NFR06: Database constraints and orphan-reference query both pass.</w:t>
             </w:r>
           </w:p>
         </w:tc>
@@ -2957,19 +2984,7 @@
               <w:rPr>
                 <w:sz w:val="15"/>
               </w:rPr>
-              <w:t xml:space="preserve">Annotation guide, class index, </w:t>
-            </w:r>
-            <w:r>
-              <w:rPr>
-                <w:sz w:val="15"/>
-              </w:rPr>
-              <w:t>dataset split, training configuration, weights version, thresholds and evaluation code are versioned so a second researcher can repeat scoring on the same test data.  Verification: T-NFR07: Fresh-environment reproduction checklist; two runs yield identical</w:t>
-            </w:r>
-            <w:r>
-              <w:rPr>
-                <w:sz w:val="15"/>
-              </w:rPr>
-              <w:t xml:space="preserve"> metric calculations with fixed predictions.</w:t>
+              <w:t>Annotation guide, class index, dataset split, training configuration, weights version, thresholds and evaluation code are versioned so a second researcher can repeat scoring on the same test data.  Verification: T-NFR07: Fresh-environment reproduction checklist; two runs yield identical metric calculations with fixed predictions.</w:t>
             </w:r>
           </w:p>
         </w:tc>
@@ -3022,13 +3037,7 @@
               <w:rPr>
                 <w:sz w:val="15"/>
               </w:rPr>
-              <w:t>Feature names and status wording are consistent across all platforms. Failed requests show user-facing errors without raw stack traces or private server details</w:t>
-            </w:r>
-            <w:r>
-              <w:rPr>
-                <w:sz w:val="15"/>
-              </w:rPr>
-              <w:t>.  Verification: T-NFR08: Compare screens on three platforms and exercise timeout, offline and validation-error cases.</w:t>
+              <w:t>Feature names and status wording are consistent across all platforms. Failed requests show user-facing errors without raw stack traces or private server details.  Verification: T-NFR08: Compare screens on three platforms and exercise timeout, offline and validation-error cases.</w:t>
             </w:r>
           </w:p>
         </w:tc>
@@ -3084,13 +3093,7 @@
               <w:rPr>
                 <w:sz w:val="15"/>
               </w:rPr>
-              <w:t>All 100 valid sequential requests to the documented test endpoints return expected HTTP success codes</w:t>
-            </w:r>
-            <w:r>
-              <w:rPr>
-                <w:sz w:val="15"/>
-              </w:rPr>
-              <w:t xml:space="preserve"> with no unhandled 5xx errors; invalid requests produce documented 4xx responses.  Verification: T-NFR09: Automated smoke-test logs for valid and invalid requests.</w:t>
+              <w:t>All 100 valid sequential requests to the documented test endpoints return expected HTTP success codes with no unhandled 5xx errors; invalid requests produce documented 4xx responses.  Verification: T-NFR09: Automated smoke-test logs for valid and invalid requests.</w:t>
             </w:r>
           </w:p>
         </w:tc>
@@ -3143,13 +3146,7 @@
               <w:rPr>
                 <w:sz w:val="15"/>
               </w:rPr>
-              <w:t>Frontend, backend, CV and database setup are documented; a new t</w:t>
-            </w:r>
-            <w:r>
-              <w:rPr>
-                <w:sz w:val="15"/>
-              </w:rPr>
-              <w:t>eam member can run backend and web client by following README instructions without undocumented manual configuration.  Verification: T-NFR10: Clean checkout/build by another teammate, with recorded steps and issues.</w:t>
+              <w:t>Frontend, backend, CV and database setup are documented; a new team member can run backend and web client by following README instructions without undocumented manual configuration.  Verification: T-NFR10: Clean checkout/build by another teammate, with recorded steps and issues.</w:t>
             </w:r>
           </w:p>
         </w:tc>
@@ -3205,13 +3202,7 @@
               <w:rPr>
                 <w:sz w:val="15"/>
               </w:rPr>
-              <w:t>Public facility pages display photo/capture date when available, latest review date and a warning when the information has not been recently verified; no unsupported “real-time” label.  Verification: T-NFR11: Inspect pages with known, missing and stale dat</w:t>
-            </w:r>
-            <w:r>
-              <w:rPr>
-                <w:sz w:val="15"/>
-              </w:rPr>
-              <w:t>es.</w:t>
+              <w:t>Public facility pages display photo/capture date when available, latest review date and a warning when the information has not been recently verified; no unsupported “real-time” label.  Verification: T-NFR11: Inspect pages with known, missing and stale dates.</w:t>
             </w:r>
           </w:p>
         </w:tc>
@@ -3264,13 +3255,7 @@
               <w:rPr>
                 <w:sz w:val="15"/>
               </w:rPr>
-              <w:t>Target macro F1 &gt;= 0.70 on held-out test data, provided each class has sufficient test examples; all achieved results must be reported even when below target. Failure to meet this aspirational</w:t>
-            </w:r>
-            <w:r>
-              <w:rPr>
-                <w:sz w:val="15"/>
-              </w:rPr>
-              <w:t xml:space="preserve"> goal is discussed, not hidden.  Verification: T-NFR12: Read frozen test evaluation and class counts; compare measured macro F1 to target.</w:t>
+              <w:t>Target macro F1 &gt;= 0.70 on held-out test data, provided each class has sufficient test examples; all achieved results must be reported even when below target. Failure to meet this aspirational goal is discussed, not hidden.  Verification: T-NFR12: Read frozen test evaluation and class counts; compare measured macro F1 to target.</w:t>
             </w:r>
           </w:p>
         </w:tc>
@@ -3279,6 +3264,7 @@
     <w:p>
       <w:pPr>
         <w:pStyle w:val="1"/>
+        <w:spacing w:before="360" w:after="120"/>
         <w:rPr>
           <w:color w:val="auto"/>
         </w:rPr>
@@ -3286,6 +3272,7 @@
       <w:r>
         <w:rPr>
           <w:color w:val="auto"/>
+          <w:sz w:val="28"/>
         </w:rPr>
         <w:t>6.5 Requirement-to-objective traceability</w:t>
       </w:r>
@@ -3369,13 +3356,7 @@
               <w:rPr>
                 <w:sz w:val="15"/>
               </w:rPr>
-              <w:t xml:space="preserve">O1 - define visible </w:t>
-            </w:r>
-            <w:r>
-              <w:rPr>
-                <w:sz w:val="15"/>
-              </w:rPr>
-              <w:t>accessibility classes</w:t>
+              <w:t>O1 - define visible accessibility classes</w:t>
             </w:r>
           </w:p>
         </w:tc>
@@ -3521,13 +3502,7 @@
               <w:rPr>
                 <w:sz w:val="15"/>
               </w:rPr>
-              <w:t xml:space="preserve">Saved </w:t>
-            </w:r>
-            <w:r>
-              <w:rPr>
-                <w:sz w:val="15"/>
-              </w:rPr>
-              <w:t>model and inference demonstration.</w:t>
+              <w:t>Saved model and inference demonstration.</w:t>
             </w:r>
           </w:p>
         </w:tc>
@@ -3661,13 +3636,7 @@
               <w:rPr>
                 <w:sz w:val="15"/>
               </w:rPr>
-              <w:t xml:space="preserve">O6 - map </w:t>
-            </w:r>
-            <w:r>
-              <w:rPr>
-                <w:sz w:val="15"/>
-              </w:rPr>
-              <w:t>facilities and findings</w:t>
+              <w:t>O6 - map facilities and findings</w:t>
             </w:r>
           </w:p>
         </w:tc>
@@ -3766,13 +3735,16 @@
     <w:p>
       <w:pPr>
         <w:pStyle w:val="1"/>
+        <w:spacing w:before="360" w:after="80"/>
         <w:rPr>
           <w:color w:val="auto"/>
+          <w:sz w:val="28"/>
         </w:rPr>
       </w:pPr>
       <w:r>
         <w:rPr>
           <w:color w:val="auto"/>
+          <w:sz w:val="28"/>
         </w:rPr>
         <w:t>6.6 Verification plan and evidence required at pre-</w:t>
       </w:r>
@@ -3780,16 +3752,9 @@
       <w:r>
         <w:rPr>
           <w:color w:val="auto"/>
+          <w:sz w:val="28"/>
         </w:rPr>
-        <w:t>defe</w:t>
-      </w:r>
-      <w:bookmarkStart w:id="0" w:name="_GoBack"/>
-      <w:bookmarkEnd w:id="0"/>
-      <w:r>
-        <w:rPr>
-          <w:color w:val="auto"/>
-        </w:rPr>
-        <w:t>nce</w:t>
+        <w:t>defence</w:t>
       </w:r>
       <w:proofErr w:type="spellEnd"/>
     </w:p>
@@ -3803,10 +3768,7 @@
       </w:r>
       <w:proofErr w:type="spellEnd"/>
       <w:r>
-        <w:t xml:space="preserve"> must demonstrate that the specification is testable, not falsely assert that the future application is already complete. Current status for all functional and non-functional implementation tests is “Planned / Not yet executed” unless actual tes</w:t>
-      </w:r>
-      <w:r>
-        <w:t>t evidence exists.</w:t>
+        <w:t xml:space="preserve"> must demonstrate that the specification is testable, not falsely assert that the future application is already complete. Current status for all functional and non-functional implementation tests is “Planned / Not yet executed” unless actual test evidence exists.</w:t>
       </w:r>
     </w:p>
     <w:tbl>
@@ -3944,6 +3906,7 @@
               <w:rPr>
                 <w:sz w:val="15"/>
               </w:rPr>
+              <w:lastRenderedPageBreak/>
               <w:t>Annotated UI wireframes</w:t>
             </w:r>
           </w:p>
@@ -3961,13 +3924,7 @@
               <w:rPr>
                 <w:sz w:val="15"/>
               </w:rPr>
-              <w:t xml:space="preserve">Map, facility </w:t>
-            </w:r>
-            <w:r>
-              <w:rPr>
-                <w:sz w:val="15"/>
-              </w:rPr>
-              <w:t>detail, upload, detection output, error and unknown-result states are visible.</w:t>
+              <w:t>Map, facility detail, upload, detection output, error and unknown-result states are visible.</w:t>
             </w:r>
           </w:p>
         </w:tc>
@@ -4068,13 +4025,7 @@
               <w:rPr>
                 <w:sz w:val="15"/>
               </w:rPr>
-              <w:t>FR-05, FR-09, F</w:t>
-            </w:r>
-            <w:r>
-              <w:rPr>
-                <w:sz w:val="15"/>
-              </w:rPr>
-              <w:t>R-12; NFR-06</w:t>
+              <w:t>FR-05, FR-09, FR-12; NFR-06</w:t>
             </w:r>
           </w:p>
         </w:tc>
@@ -4183,13 +4134,7 @@
               <w:rPr>
                 <w:sz w:val="15"/>
               </w:rPr>
-              <w:t xml:space="preserve"> matching rule, validation-selected threshold, pre</w:t>
-            </w:r>
-            <w:r>
-              <w:rPr>
-                <w:sz w:val="15"/>
-              </w:rPr>
-              <w:t>cision/recall/F1 tables and failure-review plan.</w:t>
+              <w:t xml:space="preserve"> matching rule, validation-selected threshold, precision/recall/F1 tables and failure-review plan.</w:t>
             </w:r>
           </w:p>
         </w:tc>
@@ -4259,14 +4204,7 @@
               <w:rPr>
                 <w:sz w:val="15"/>
               </w:rPr>
-              <w:t xml:space="preserve"> task, test case and </w:t>
-            </w:r>
-            <w:r>
-              <w:rPr>
-                <w:sz w:val="15"/>
-              </w:rPr>
-              <w:lastRenderedPageBreak/>
-              <w:t>eventual evidence.</w:t>
+              <w:t xml:space="preserve"> task, test case and eventual evidence.</w:t>
             </w:r>
           </w:p>
         </w:tc>
@@ -4283,7 +4221,6 @@
               <w:rPr>
                 <w:sz w:val="15"/>
               </w:rPr>
-              <w:lastRenderedPageBreak/>
               <w:t>All P1 requirements</w:t>
             </w:r>
           </w:p>
@@ -4298,53 +4235,43 @@
     <w:p>
       <w:pPr>
         <w:pStyle w:val="1"/>
+        <w:spacing w:before="360" w:after="40"/>
         <w:rPr>
           <w:color w:val="auto"/>
+          <w:sz w:val="28"/>
         </w:rPr>
       </w:pPr>
       <w:r>
         <w:rPr>
           <w:color w:val="auto"/>
+          <w:sz w:val="28"/>
         </w:rPr>
-        <w:t xml:space="preserve">6.7 Scope exclusions and explicit </w:t>
-      </w:r>
-      <w:r>
-        <w:rPr>
-          <w:color w:val="auto"/>
-        </w:rPr>
-        <w:t>assumptions</w:t>
+        <w:t>6.7 Scope exclusions and explicit assumptions</w:t>
       </w:r>
     </w:p>
     <w:p>
       <w:r>
-        <w:t>• Excluded from MVP: wheelchair-safe route planning/turn-by-turn navigation; full coverage of Astana; indoor mapping; automatic measurement of ramp slope or door width; automatic legal accessibility certification; continuous real-time monitorin</w:t>
-      </w:r>
-      <w:r>
-        <w:t>g; public crowdsourced ratings.</w:t>
+        <w:t>• Excluded from MVP: wheelchair-safe route planning/turn-by-turn navigation; full coverage of Astana; indoor mapping; automatic measurement of ramp slope or door width; automatic legal accessibility certification; continuous real-time monitoring; public crowdsourced ratings.</w:t>
       </w:r>
     </w:p>
     <w:p>
       <w:r>
-        <w:t>• Proposed design choices requiring supervisor/user review: target of 100 distinct documented locations, 10 MB/640 × 480 image limits, 70/15/15 site-group split, 10-second analysis goal, 3-second facility API goal, and aspir</w:t>
-      </w:r>
-      <w:r>
-        <w:t>ational macro-F1 goal. These values are NOT stated in the uploaded proposal.</w:t>
+        <w:t>• Proposed design choices requiring supervisor/user review: target of 100 distinct documented locations, 10 MB/640 × 480 image limits, 70/15/15 site-group split, 10-second analysis goal, 3-second facility API goal, and aspirational macro-F1 goal. These values are NOT stated in the uploaded proposal.</w:t>
       </w:r>
     </w:p>
     <w:p>
       <w:r>
-        <w:t>• Source of requirements: the uploaded Project Proposal establishes objectives and outcomes; Existing System Comparison justifies feature-level CV versus purely crowdsourced mappi</w:t>
+        <w:t>• Source of requirem</w:t>
       </w:r>
+      <w:bookmarkStart w:id="0" w:name="_GoBack"/>
+      <w:bookmarkEnd w:id="0"/>
       <w:r>
-        <w:t>ng; Technology Comparison selects the cross-platform technology stack. Any interview-based priority must be mapped to an actual interview finding before it is described as user-verified.</w:t>
+        <w:t>ents: the uploaded Project Proposal establishes objectives and outcomes; Existing System Comparison justifies feature-level CV versus purely crowdsourced mapping; Technology Comparison selects the cross-platform technology stack. Any interview-based priority must be mapped to an actual interview finding before it is described as user-verified.</w:t>
       </w:r>
     </w:p>
     <w:p>
       <w:r>
-        <w:t>• Change control: every new requirement obtains an ID, priority, acce</w:t>
-      </w:r>
-      <w:r>
-        <w:t>ptance test and owner. Mandatory requirements may be modified only after documenting the reason and impact on the project objectives.</w:t>
+        <w:t>• Change control: every new requirement obtains an ID, priority, acceptance test and owner. Mandatory requirements may be modified only after documenting the reason and impact on the project objectives.</w:t>
       </w:r>
     </w:p>
     <w:sectPr>
@@ -16842,7 +16769,7 @@
 </file>
 
 <file path=customXml/itemProps1.xml><?xml version="1.0" encoding="utf-8"?>
-<ds:datastoreItem xmlns:ds="http://schemas.openxmlformats.org/officeDocument/2006/customXml" ds:itemID="{F5D08DA5-C354-4ADE-A57A-09CD7E6AA938}">
+<ds:datastoreItem xmlns:ds="http://schemas.openxmlformats.org/officeDocument/2006/customXml" ds:itemID="{6DDB4235-DA75-47AA-8C63-864CFA45FBD1}">
   <ds:schemaRefs>
     <ds:schemaRef ds:uri="http://schemas.openxmlformats.org/officeDocument/2006/bibliography"/>
   </ds:schemaRefs>
